--- a/static/Kyle_Romero-Resume.docx
+++ b/static/Kyle_Romero-Resume.docx
@@ -6264,7 +6264,7 @@
         <w:rPr>
           <w:color w:val="2E3C4F"/>
         </w:rPr>
-        <w:t>Software</w:t>
+        <w:t>Operations</w:t>
       </w:r>
       <w:r>
         <w:rPr>
@@ -6278,7 +6278,7 @@
           <w:color w:val="2E3C4F"/>
           <w:spacing w:val="-2"/>
         </w:rPr>
-        <w:t>Development</w:t>
+        <w:t>Technology</w:t>
       </w:r>
     </w:p>
     <w:p>
